--- a/lab2/ЛР2_Кравченко_ІР-31.docx
+++ b/lab2/ЛР2_Кравченко_ІР-31.docx
@@ -5849,7 +5849,7 @@
           <w:color w:val="000000"/>
           <w:sz w:val="28"/>
         </w:rPr>
-        <w:t>Кількісні характеристики моделі обчислено безпосередньо з BPMN-моделей і наведено в табл. 2.4. Модель містить 5 функціональних пулів (розгорнутих), 4 зовнішніх учасників (згорнуті пули), 10 різних ролей-доріжок, 27 завдань, 22 подій, 13 шлюзів і 3 сховищ даних.</w:t>
+        <w:t>Кількісні характеристики моделі обчислено безпосередньо з BPMN-моделей і наведено в табл. 2.4. Модель містить 5 функціональних пулів (розгорнутих), 4 зовнішні учасники (згорнуті пули), 10 різних ролей-доріжок, 27 завдань, 22 події, 13 шлюзів і 3 сховища даних.</w:t>
       </w:r>
     </w:p>
     <w:p>
@@ -7349,7 +7349,7 @@
           <w:color w:val="000000"/>
           <w:sz w:val="28"/>
         </w:rPr>
-        <w:t>Передача потоку управління з однієї доріжки в іншу означає передачу відповідальності між ролями. Матрицю таких передач наведено в табл. 2.5; всього в моделі 21 передач між доріжками. Обміни між пулами (потоки повідомлень) наведено в табл. 2.6: на детальних діаграмах — 15 потоків повідомлень, на карті взаємодії — 12.</w:t>
+        <w:t>Передача потоку управління з однієї доріжки в іншу означає передачу відповідальності між ролями. Матрицю таких передач наведено в табл. 2.5; всього в моделі 21 передача між доріжками. Обміни між пулами (потоки повідомлень) наведено в табл. 2.6: на детальних діаграмах — 15 потоків повідомлень, на карті взаємодії — 12.</w:t>
       </w:r>
     </w:p>
     <w:p>
@@ -10126,7 +10126,7 @@
           <w:color w:val="000000"/>
           <w:sz w:val="28"/>
         </w:rPr>
-        <w:t>Кожну функцію подано окремим пулом: моніторинг повітряної обстановки, призначення цілі та санкціонування пуску, виконання місії перехоплення, оцінка результату та звітність, забезпечення готовності ресурсів. Ролі в 15 доріжках (10 різних ролей) відповідають структурній схемі з лабораторної роботи № 1. У моделі використано 27 завдань п’яти типів, 22 подій (зокрема події-повідомлення, таймер і події-посилання), 13 шлюзів чотирьох типів і 3 сховища даних.</w:t>
+        <w:t>Кожну функцію подано окремим пулом: моніторинг повітряної обстановки, призначення цілі та санкціонування пуску, виконання місії перехоплення, оцінка результату та звітність, забезпечення готовності ресурсів. Ролі в 15 доріжках (10 різних ролей) відповідають структурній схемі з лабораторної роботи № 1. У моделі використано 27 завдань п’яти типів, 22 події (зокрема події-повідомлення, таймер і події-посилання), 13 шлюзів чотирьох типів і 3 сховища даних.</w:t>
       </w:r>
     </w:p>
     <w:p>
@@ -10145,7 +10145,7 @@
           <w:color w:val="000000"/>
           <w:sz w:val="28"/>
         </w:rPr>
-        <w:t>Аналіз виявив 21 передач відповідальності між ролями та 15 обмінів повідомленнями на детальних діаграмах; вузловою функцією є призначення цілі, а центральною ланкою — командний пункт. Ці результати визначають вимоги до інтерфейсів платформи «Щит-Лінк» і будуть використані для функціонального моделювання в нотаціях IDEF0 та IDEF3 у лабораторній роботі № 3.</w:t>
+        <w:t>Аналіз виявив 21 передачу відповідальності між ролями та 15 обмінів повідомленнями на детальних діаграмах; вузловою функцією є призначення цілі, а центральною ланкою — командний пункт. Ці результати визначають вимоги до інтерфейсів платформи «Щит-Лінк» і будуть використані для функціонального моделювання в нотаціях IDEF0 та IDEF3 у лабораторній роботі № 3.</w:t>
       </w:r>
     </w:p>
     <w:p>
@@ -10206,7 +10206,7 @@
           <w:color w:val="000000"/>
           <w:sz w:val="28"/>
         </w:rPr>
-        <w:t>2) Business Process Model and Notation (BPMN) Version 2.0.2. Object Management Group, 2013. URL: https://www.omg.org/spec/BPMN/2.0.2/.</w:t>
+        <w:t>2) Business Process Model and Notation (BPMN) Version 2.0.2. Object Management Group, 2014. URL: https://www.omg.org/spec/BPMN/2.0.2/.</w:t>
       </w:r>
     </w:p>
     <w:p>
